--- a/docs/北方領土ゲームアプリ_企画書_v1.docx
+++ b/docs/北方領土ゲームアプリ_企画書_v1.docx
@@ -520,7 +520,7 @@
                 <w:sz w:val="21"/>
                 <w:szCs w:val="21"/>
               </w:rPr>
-              <w:t xml:space="preserve">エリカちゃん（エトピリカ）</w:t>
+              <w:t xml:space="preserve">しろくまくん（しろくま）</w:t>
             </w:r>
           </w:p>
         </w:tc>
